--- a/courses/new-syllabi/AI251-Syllabus-DRAFT.docx
+++ b/courses/new-syllabi/AI251-Syllabus-DRAFT.docx
@@ -361,7 +361,7 @@
         <w:pStyle w:val="FirstParagraph"/>
       </w:pPr>
       <w:r>
-        <w:t xml:space="preserve">Bridges classical statistics and the high-dimensional mathematics of Machine Learning and Deep Learning using Python. Students evolve from data explorers into architects of mathematical optimization—mastering inferential statistics (t-tests, ANOVA, regression), Linear Algebra for tensors, Multivariable Calculus, and backpropagation to understand how gradients power model learning.</w:t>
+        <w:t xml:space="preserve">Statistical Computing and AI Math bridges classical statistics and the high-dimensional mathematics of Machine Learning and Deep Learning using Python. This course emphasizes the mathematics that sits underneath every model students will later build, taught through short Python programs rather than formal proofs. Students will explore data with descriptive statistics and visualizations, then move to inferential statistics, including confidence intervals, t-tests, chi-square tests, analysis of variance (ANOVA), and linear regression. The curriculum then recasts these statistical ideas in the language of Linear Algebra, treating variance as a norm, correlation as a dot product, and regression as a matrix problem, before extending them to the tensors that deep learning frameworks operate on. Learners gain hands-on experience with Multivariable Calculus and gradient descent, choosing probability distributions to define loss functions and tracing backpropagation to understand how gradients power model learning. Mastery of these concepts will equip students to evolve from data explorers into architects of mathematical optimization, ready for the machine learning and AI engineering courses that follow.</w:t>
       </w:r>
     </w:p>
     <w:bookmarkEnd w:id="57"/>
